--- a/docs/showcase.docx
+++ b/docs/showcase.docx
@@ -26,9 +26,9 @@
       <w:r>
         <w:rPr>
           <w:rFonts w:ascii="STXihei" w:hAnsi="STXihei" w:eastAsia="华文细黑" w:cs="STXihei"/>
-          <w:b/>
+          <w:sz w:val="48"/>
+          <w:b w:val="1"/>
           <w:i w:val="0"/>
-          <w:sz w:val="48"/>
           <w:u w:val="none"/>
         </w:rPr>
         <w:t>硕 士 学 位 论 文</w:t>
@@ -44,9 +44,9 @@
       <w:r>
         <w:rPr>
           <w:rFonts w:ascii="STXihei" w:hAnsi="STXihei" w:eastAsia="华文细黑" w:cs="STXihei"/>
-          <w:b/>
+          <w:sz w:val="44"/>
+          <w:b w:val="1"/>
           <w:i w:val="0"/>
-          <w:sz w:val="44"/>
           <w:u w:val="none"/>
         </w:rPr>
         <w:t>基于深度学习的遥感小目标检测方法研究</w:t>
@@ -62,9 +62,9 @@
       <w:r>
         <w:rPr>
           <w:rFonts w:ascii="Times New Roman" w:hAnsi="Times New Roman" w:eastAsia="Times New Roman" w:cs="Times New Roman"/>
-          <w:b/>
+          <w:sz w:val="32"/>
+          <w:b w:val="1"/>
           <w:i w:val="0"/>
-          <w:sz w:val="32"/>
           <w:u w:val="none"/>
         </w:rPr>
         <w:t>Research on Small Object Detection in Remote Sensing Imagery Based on Deep Learning</w:t>
@@ -124,9 +124,9 @@
             <w:r>
               <w:rPr>
                 <w:rFonts w:ascii="Times New Roman" w:hAnsi="Times New Roman" w:eastAsia="宋体" w:cs="Times New Roman"/>
+                <w:sz w:val="30"/>
                 <w:b w:val="0"/>
                 <w:i w:val="0"/>
-                <w:sz w:val="30"/>
                 <w:u w:val="none"/>
               </w:rPr>
               <w:t>作者姓名</w:t>
@@ -153,9 +153,9 @@
             <w:r>
               <w:rPr>
                 <w:rFonts w:ascii="Times New Roman" w:hAnsi="Times New Roman" w:eastAsia="宋体" w:cs="Times New Roman"/>
+                <w:sz w:val="30"/>
                 <w:b w:val="0"/>
                 <w:i w:val="0"/>
-                <w:sz w:val="30"/>
                 <w:u w:val="none"/>
               </w:rPr>
               <w:t>：</w:t>
@@ -182,9 +182,9 @@
             <w:r>
               <w:rPr>
                 <w:rFonts w:ascii="Times New Roman" w:hAnsi="Times New Roman" w:eastAsia="宋体" w:cs="Times New Roman"/>
+                <w:sz w:val="30"/>
                 <w:b w:val="0"/>
                 <w:i w:val="0"/>
-                <w:sz w:val="30"/>
                 <w:u w:val="none"/>
               </w:rPr>
               <w:t>张三</w:t>
@@ -213,9 +213,9 @@
             <w:r>
               <w:rPr>
                 <w:rFonts w:ascii="Times New Roman" w:hAnsi="Times New Roman" w:eastAsia="宋体" w:cs="Times New Roman"/>
+                <w:sz w:val="30"/>
                 <w:b w:val="0"/>
                 <w:i w:val="0"/>
-                <w:sz w:val="30"/>
                 <w:u w:val="none"/>
               </w:rPr>
               <w:t>学号</w:t>
@@ -242,9 +242,9 @@
             <w:r>
               <w:rPr>
                 <w:rFonts w:ascii="Times New Roman" w:hAnsi="Times New Roman" w:eastAsia="宋体" w:cs="Times New Roman"/>
+                <w:sz w:val="30"/>
                 <w:b w:val="0"/>
                 <w:i w:val="0"/>
-                <w:sz w:val="30"/>
                 <w:u w:val="none"/>
               </w:rPr>
               <w:t>：</w:t>
@@ -271,9 +271,9 @@
             <w:r>
               <w:rPr>
                 <w:rFonts w:ascii="Times New Roman" w:hAnsi="Times New Roman" w:eastAsia="宋体" w:cs="Times New Roman"/>
+                <w:sz w:val="30"/>
                 <w:b w:val="0"/>
                 <w:i w:val="0"/>
-                <w:sz w:val="30"/>
                 <w:u w:val="none"/>
               </w:rPr>
               <w:t>12345678</w:t>
@@ -302,9 +302,9 @@
             <w:r>
               <w:rPr>
                 <w:rFonts w:ascii="Times New Roman" w:hAnsi="Times New Roman" w:eastAsia="宋体" w:cs="Times New Roman"/>
+                <w:sz w:val="30"/>
                 <w:b w:val="0"/>
                 <w:i w:val="0"/>
-                <w:sz w:val="30"/>
                 <w:u w:val="none"/>
               </w:rPr>
               <w:t>指导教师</w:t>
@@ -331,9 +331,9 @@
             <w:r>
               <w:rPr>
                 <w:rFonts w:ascii="Times New Roman" w:hAnsi="Times New Roman" w:eastAsia="宋体" w:cs="Times New Roman"/>
+                <w:sz w:val="30"/>
                 <w:b w:val="0"/>
                 <w:i w:val="0"/>
-                <w:sz w:val="30"/>
                 <w:u w:val="none"/>
               </w:rPr>
               <w:t>：</w:t>
@@ -360,9 +360,9 @@
             <w:r>
               <w:rPr>
                 <w:rFonts w:ascii="Times New Roman" w:hAnsi="Times New Roman" w:eastAsia="宋体" w:cs="Times New Roman"/>
+                <w:sz w:val="30"/>
                 <w:b w:val="0"/>
                 <w:i w:val="0"/>
-                <w:sz w:val="30"/>
                 <w:u w:val="none"/>
               </w:rPr>
               <w:t>李四 教授</w:t>
@@ -391,9 +391,9 @@
             <w:r>
               <w:rPr>
                 <w:rFonts w:ascii="Times New Roman" w:hAnsi="Times New Roman" w:eastAsia="宋体" w:cs="Times New Roman"/>
+                <w:sz w:val="30"/>
                 <w:b w:val="0"/>
                 <w:i w:val="0"/>
-                <w:sz w:val="30"/>
                 <w:u w:val="none"/>
               </w:rPr>
               <w:t>学科、专业</w:t>
@@ -420,9 +420,9 @@
             <w:r>
               <w:rPr>
                 <w:rFonts w:ascii="Times New Roman" w:hAnsi="Times New Roman" w:eastAsia="宋体" w:cs="Times New Roman"/>
+                <w:sz w:val="30"/>
                 <w:b w:val="0"/>
                 <w:i w:val="0"/>
-                <w:sz w:val="30"/>
                 <w:u w:val="none"/>
               </w:rPr>
               <w:t>：</w:t>
@@ -449,9 +449,9 @@
             <w:r>
               <w:rPr>
                 <w:rFonts w:ascii="Times New Roman" w:hAnsi="Times New Roman" w:eastAsia="宋体" w:cs="Times New Roman"/>
+                <w:sz w:val="30"/>
                 <w:b w:val="0"/>
                 <w:i w:val="0"/>
-                <w:sz w:val="30"/>
                 <w:u w:val="none"/>
               </w:rPr>
               <w:t>信息与通信工程</w:t>
@@ -480,9 +480,9 @@
             <w:r>
               <w:rPr>
                 <w:rFonts w:ascii="Times New Roman" w:hAnsi="Times New Roman" w:eastAsia="宋体" w:cs="Times New Roman"/>
+                <w:sz w:val="30"/>
                 <w:b w:val="0"/>
                 <w:i w:val="0"/>
-                <w:sz w:val="30"/>
                 <w:u w:val="none"/>
               </w:rPr>
               <w:t>答辩日期</w:t>
@@ -509,9 +509,9 @@
             <w:r>
               <w:rPr>
                 <w:rFonts w:ascii="Times New Roman" w:hAnsi="Times New Roman" w:eastAsia="宋体" w:cs="Times New Roman"/>
+                <w:sz w:val="30"/>
                 <w:b w:val="0"/>
                 <w:i w:val="0"/>
-                <w:sz w:val="30"/>
                 <w:u w:val="none"/>
               </w:rPr>
               <w:t>：</w:t>
@@ -538,9 +538,9 @@
             <w:r>
               <w:rPr>
                 <w:rFonts w:ascii="Times New Roman" w:hAnsi="Times New Roman" w:eastAsia="宋体" w:cs="Times New Roman"/>
+                <w:sz w:val="30"/>
                 <w:b w:val="0"/>
                 <w:i w:val="0"/>
-                <w:sz w:val="30"/>
                 <w:u w:val="none"/>
               </w:rPr>
               <w:t>2026 年 6 月</w:t>
@@ -577,9 +577,9 @@
       <w:r>
         <w:rPr>
           <w:rFonts w:ascii="Times New Roman" w:hAnsi="Times New Roman" w:eastAsia="黑体" w:cs="Times New Roman"/>
-          <w:b/>
+          <w:sz w:val="30"/>
+          <w:b w:val="1"/>
           <w:i w:val="0"/>
-          <w:sz w:val="30"/>
           <w:u w:val="none"/>
         </w:rPr>
         <w:t>摘　　要</w:t>
@@ -595,9 +595,9 @@
       <w:r>
         <w:rPr>
           <w:rFonts w:ascii="Times New Roman" w:hAnsi="Times New Roman" w:eastAsia="宋体" w:cs="Times New Roman"/>
+          <w:sz w:val="24"/>
           <w:b w:val="0"/>
           <w:i w:val="0"/>
-          <w:sz w:val="24"/>
           <w:u w:val="none"/>
         </w:rPr>
         <w:t>遥感图像中的小目标检测在军事侦察、灾害评估与城市规划等领域具有重要的应用价值。然而，受限于目标尺度小、背景复杂以及类间差异微弱等因素，现有检测方法在小目标上的精度仍明显低于中大型目标。本文围绕该问题展开研究。</w:t>
@@ -613,9 +613,9 @@
       <w:r>
         <w:rPr>
           <w:rFonts w:ascii="Times New Roman" w:hAnsi="Times New Roman" w:eastAsia="宋体" w:cs="Times New Roman"/>
+          <w:sz w:val="24"/>
           <w:b w:val="0"/>
           <w:i w:val="0"/>
-          <w:sz w:val="24"/>
           <w:u w:val="none"/>
         </w:rPr>
         <w:t>首先，本文分析了遥感小目标检测中特征金字塔的语义—空间失衡机理，指出浅层特征在多次下采样后信息损失严重是精度下降的主要原因。其次，提出了一种双向特征融合模块（Bi-FFM），通过自顶向下与自底向上两条路径的交叉聚合，增强了小目标的特征表达。最后，在公开数据集上进行了系统的消融实验与对比实验。</w:t>
@@ -631,9 +631,9 @@
       <w:r>
         <w:rPr>
           <w:rFonts w:ascii="Times New Roman" w:hAnsi="Times New Roman" w:eastAsia="宋体" w:cs="Times New Roman"/>
+          <w:sz w:val="24"/>
           <w:b w:val="0"/>
           <w:i w:val="0"/>
-          <w:sz w:val="24"/>
           <w:u w:val="none"/>
         </w:rPr>
         <w:t>实验结果表明，本文方法在 mAP 指标上较基线模型提升了 3.55 个百分点，且在参数量基本持平的前提下，对小目标的召回率提升了 5.1 个百分点，验证了所提模块的有效性。</w:t>
@@ -655,9 +655,9 @@
       <w:r>
         <w:rPr>
           <w:rFonts w:ascii="Times New Roman" w:hAnsi="Times New Roman" w:eastAsia="黑体" w:cs="Times New Roman"/>
+          <w:sz w:val="24"/>
           <w:b w:val="0"/>
           <w:i w:val="0"/>
-          <w:sz w:val="24"/>
           <w:u w:val="none"/>
         </w:rPr>
         <w:t>关键词：</w:t>
@@ -665,9 +665,9 @@
       <w:r>
         <w:rPr>
           <w:rFonts w:ascii="Times New Roman" w:hAnsi="Times New Roman" w:eastAsia="宋体" w:cs="Times New Roman"/>
+          <w:sz w:val="24"/>
           <w:b w:val="0"/>
           <w:i w:val="0"/>
-          <w:sz w:val="24"/>
           <w:u w:val="none"/>
         </w:rPr>
         <w:t>遥感图像；小目标检测；特征融合；深度学习；注意力机制</w:t>
@@ -702,9 +702,9 @@
       <w:r>
         <w:rPr>
           <w:rFonts w:ascii="Times New Roman" w:hAnsi="Times New Roman" w:eastAsia="Times New Roman" w:cs="Times New Roman"/>
-          <w:b/>
+          <w:sz w:val="30"/>
+          <w:b w:val="1"/>
           <w:i w:val="0"/>
-          <w:sz w:val="30"/>
           <w:u w:val="none"/>
         </w:rPr>
         <w:t>ABSTRACT</w:t>
@@ -720,9 +720,9 @@
       <w:r>
         <w:rPr>
           <w:rFonts w:ascii="Times New Roman" w:hAnsi="Times New Roman" w:eastAsia="宋体" w:cs="Times New Roman"/>
+          <w:sz w:val="24"/>
           <w:b w:val="0"/>
           <w:i w:val="0"/>
-          <w:sz w:val="24"/>
           <w:u w:val="none"/>
         </w:rPr>
         <w:t>Small object detection in remote sensing imagery is of great value in military reconnaissance, disaster assessment and urban planning. However, due to small object scale, cluttered background and subtle inter-class differences, existing detectors perform notably worse on small objects than on medium and large ones.</w:t>
@@ -738,9 +738,9 @@
       <w:r>
         <w:rPr>
           <w:rFonts w:ascii="Times New Roman" w:hAnsi="Times New Roman" w:eastAsia="宋体" w:cs="Times New Roman"/>
+          <w:sz w:val="24"/>
           <w:b w:val="0"/>
           <w:i w:val="0"/>
-          <w:sz w:val="24"/>
           <w:u w:val="none"/>
         </w:rPr>
         <w:t>This thesis first analyzes the semantic-spatial imbalance of the feature pyramid, and then proposes a bidirectional feature fusion module (Bi-FFM) that cross-aggregates top-down and bottom-up paths. Systematic ablation and comparison experiments are conducted on public datasets.</w:t>
@@ -762,9 +762,9 @@
       <w:r>
         <w:rPr>
           <w:rFonts w:ascii="Times New Roman" w:hAnsi="Times New Roman" w:eastAsia="Times New Roman" w:cs="Times New Roman"/>
-          <w:b/>
+          <w:sz w:val="24"/>
+          <w:b w:val="1"/>
           <w:i w:val="0"/>
-          <w:sz w:val="24"/>
           <w:u w:val="none"/>
         </w:rPr>
         <w:t>Key Words：</w:t>
@@ -772,9 +772,9 @@
       <w:r>
         <w:rPr>
           <w:rFonts w:ascii="Times New Roman" w:hAnsi="Times New Roman" w:eastAsia="Times New Roman" w:cs="Times New Roman"/>
+          <w:sz w:val="24"/>
           <w:b w:val="0"/>
           <w:i w:val="0"/>
-          <w:sz w:val="24"/>
           <w:u w:val="none"/>
         </w:rPr>
         <w:t>remote sensing imagery; small object detection; feature fusion; deep learning; attention mechanism</w:t>
@@ -809,9 +809,9 @@
       <w:r>
         <w:rPr>
           <w:rFonts w:ascii="Times New Roman" w:hAnsi="Times New Roman" w:eastAsia="黑体" w:cs="Times New Roman"/>
-          <w:b/>
+          <w:sz w:val="30"/>
+          <w:b w:val="1"/>
           <w:i w:val="0"/>
-          <w:sz w:val="30"/>
           <w:u w:val="none"/>
         </w:rPr>
         <w:t>目　　录</w:t>
@@ -827,9 +827,9 @@
       <w:r>
         <w:rPr>
           <w:rFonts w:ascii="Times New Roman" w:hAnsi="Times New Roman" w:eastAsia="宋体" w:cs="Times New Roman"/>
+          <w:sz w:val="24"/>
           <w:b w:val="0"/>
           <w:i w:val="0"/>
-          <w:sz w:val="24"/>
           <w:u w:val="none"/>
         </w:rPr>
         <w:fldChar w:fldCharType="begin"/>
@@ -858,43 +858,25 @@
     </w:p>
     <w:p>
       <w:pPr>
-        <w:snapToGrid w:val="0"/>
         <w:pStyle w:val="Heading1"/>
-        <w:spacing w:lineRule="auto" w:line="360" w:before="0" w:after="240"/>
-        <w:jc w:val="left"/>
-        <w:ind w:left="0" w:firstLineChars="0" w:firstLine="0"/>
-        <w:outlineLvl w:val="0"/>
         <w:keepNext/>
         <w:pageBreakBefore/>
       </w:pPr>
       <w:r>
         <w:rPr>
           <w:rFonts w:ascii="Times New Roman" w:hAnsi="Times New Roman" w:eastAsia="黑体" w:cs="Times New Roman"/>
-          <w:b/>
-          <w:i w:val="0"/>
-          <w:sz w:val="32"/>
-          <w:u w:val="none"/>
         </w:rPr>
         <w:t>1  绪论</w:t>
       </w:r>
     </w:p>
     <w:p>
       <w:pPr>
-        <w:snapToGrid w:val="0"/>
         <w:pStyle w:val="Heading2"/>
-        <w:spacing w:lineRule="auto" w:line="360" w:before="120" w:after="0"/>
-        <w:jc w:val="left"/>
-        <w:ind w:left="0" w:firstLineChars="0" w:firstLine="0"/>
-        <w:outlineLvl w:val="1"/>
         <w:keepNext/>
       </w:pPr>
       <w:r>
         <w:rPr>
           <w:rFonts w:ascii="Times New Roman" w:hAnsi="Times New Roman" w:eastAsia="黑体" w:cs="Times New Roman"/>
-          <w:b/>
-          <w:i w:val="0"/>
-          <w:sz w:val="28"/>
-          <w:u w:val="none"/>
         </w:rPr>
         <w:t>1.1  研究背景与意义</w:t>
       </w:r>
@@ -909,9 +891,9 @@
       <w:r>
         <w:rPr>
           <w:rFonts w:ascii="Times New Roman" w:hAnsi="Times New Roman" w:eastAsia="宋体" w:cs="Times New Roman"/>
+          <w:sz w:val="24"/>
           <w:b w:val="0"/>
           <w:i w:val="0"/>
-          <w:sz w:val="24"/>
           <w:u w:val="none"/>
         </w:rPr>
         <w:t>随着高分辨率遥感卫星技术的迅速发展，遥感图像的获取成本不断降低，数据量呈指数级增长。如何从海量遥感数据中快速、准确地定位感兴趣目标，已成为遥感信息处理领域的核心问题之一[1]。</w:t>
@@ -927,9 +909,9 @@
       <w:r>
         <w:rPr>
           <w:rFonts w:ascii="Times New Roman" w:hAnsi="Times New Roman" w:eastAsia="宋体" w:cs="Times New Roman"/>
+          <w:sz w:val="24"/>
           <w:b w:val="0"/>
           <w:i w:val="0"/>
-          <w:sz w:val="24"/>
           <w:u w:val="none"/>
         </w:rPr>
         <w:t>与自然场景图像不同，遥感图像通常具有以下特点：一是成像视角为俯视，目标缺乏明显的姿态先验；二是目标尺度跨度极大，同一类目标在不同分辨率下的像素面积可能相差两个数量级[2-3]；三是背景纹理复杂，地物类别之间存在显著的类间相似性。上述特点使得通用目标检测器直接迁移到遥感场景时性能明显下降。</w:t>
@@ -937,21 +919,12 @@
     </w:p>
     <w:p>
       <w:pPr>
-        <w:snapToGrid w:val="0"/>
         <w:pStyle w:val="Heading3"/>
-        <w:spacing w:lineRule="auto" w:line="360" w:before="120" w:after="0"/>
-        <w:jc w:val="left"/>
-        <w:ind w:left="0" w:firstLineChars="0" w:firstLine="0"/>
-        <w:outlineLvl w:val="2"/>
         <w:keepNext/>
       </w:pPr>
       <w:r>
         <w:rPr>
           <w:rFonts w:ascii="Times New Roman" w:hAnsi="Times New Roman" w:eastAsia="黑体" w:cs="Times New Roman"/>
-          <w:b/>
-          <w:i w:val="0"/>
-          <w:sz w:val="24"/>
-          <w:u w:val="none"/>
         </w:rPr>
         <w:t>1.1.1  国内外研究现状</w:t>
       </w:r>
@@ -966,9 +939,9 @@
       <w:r>
         <w:rPr>
           <w:rFonts w:ascii="Times New Roman" w:hAnsi="Times New Roman" w:eastAsia="宋体" w:cs="Times New Roman"/>
+          <w:sz w:val="24"/>
           <w:b w:val="0"/>
           <w:i w:val="0"/>
-          <w:sz w:val="24"/>
           <w:u w:val="none"/>
         </w:rPr>
         <w:t>早期方法主要基于手工特征，如方向梯度直方图与可变形部件模型。这类方法依赖先验的模板设计，对目标形变与背景变化的鲁棒性较差[4]。随着卷积神经网络的兴起，基于锚框的两阶段与单阶段检测器逐步成为主流，并在多个遥感数据集上取得了显著进展。</w:t>
@@ -984,9 +957,9 @@
       <w:r>
         <w:rPr>
           <w:rFonts w:ascii="Times New Roman" w:hAnsi="Times New Roman" w:eastAsia="宋体" w:cs="Times New Roman"/>
+          <w:sz w:val="24"/>
           <w:b w:val="0"/>
           <w:i w:val="0"/>
-          <w:sz w:val="24"/>
           <w:u w:val="none"/>
         </w:rPr>
         <w:t>近年来，研究者开始关注小目标检测这一子问题。常见思路包括：提高输入分辨率、设计更密集的锚框、引入特征金字塔的多尺度融合，以及在损失函数中增加针对小目标的权重[5]。然而，这些方法大多以增加计算量为代价，难以兼顾精度与效率。</w:t>
@@ -994,43 +967,25 @@
     </w:p>
     <w:p>
       <w:pPr>
-        <w:snapToGrid w:val="0"/>
         <w:pStyle w:val="Heading1"/>
-        <w:spacing w:lineRule="auto" w:line="360" w:before="0" w:after="240"/>
-        <w:jc w:val="left"/>
-        <w:ind w:left="0" w:firstLineChars="0" w:firstLine="0"/>
-        <w:outlineLvl w:val="0"/>
         <w:keepNext/>
         <w:pageBreakBefore/>
       </w:pPr>
       <w:r>
         <w:rPr>
           <w:rFonts w:ascii="Times New Roman" w:hAnsi="Times New Roman" w:eastAsia="黑体" w:cs="Times New Roman"/>
-          <w:b/>
-          <w:i w:val="0"/>
-          <w:sz w:val="32"/>
-          <w:u w:val="none"/>
         </w:rPr>
         <w:t>2  相关理论与方法</w:t>
       </w:r>
     </w:p>
     <w:p>
       <w:pPr>
-        <w:snapToGrid w:val="0"/>
         <w:pStyle w:val="Heading2"/>
-        <w:spacing w:lineRule="auto" w:line="360" w:before="120" w:after="0"/>
-        <w:jc w:val="left"/>
-        <w:ind w:left="0" w:firstLineChars="0" w:firstLine="0"/>
-        <w:outlineLvl w:val="1"/>
         <w:keepNext/>
       </w:pPr>
       <w:r>
         <w:rPr>
           <w:rFonts w:ascii="Times New Roman" w:hAnsi="Times New Roman" w:eastAsia="黑体" w:cs="Times New Roman"/>
-          <w:b/>
-          <w:i w:val="0"/>
-          <w:sz w:val="28"/>
-          <w:u w:val="none"/>
         </w:rPr>
         <w:t>2.1  特征金字塔网络</w:t>
       </w:r>
@@ -1045,9 +1000,9 @@
       <w:r>
         <w:rPr>
           <w:rFonts w:ascii="Times New Roman" w:hAnsi="Times New Roman" w:eastAsia="宋体" w:cs="Times New Roman"/>
+          <w:sz w:val="24"/>
           <w:b w:val="0"/>
           <w:i w:val="0"/>
-          <w:sz w:val="24"/>
           <w:u w:val="none"/>
         </w:rPr>
         <w:t>特征金字塔网络（FPN）通过自顶向下的路径与横向连接，将高层语义信息传递给浅层特征，从而在多个尺度上获得兼具语义与空间细节的特征表示。不同方法在公开数据集上的性能对比如表 2.1 所示。</w:t>
@@ -1071,9 +1026,9 @@
       <w:r>
         <w:rPr>
           <w:rFonts w:ascii="Times New Roman" w:hAnsi="Times New Roman" w:eastAsia="宋体" w:cs="Times New Roman"/>
+          <w:sz w:val="21"/>
           <w:b w:val="0"/>
           <w:i w:val="0"/>
-          <w:sz w:val="21"/>
           <w:u w:val="none"/>
         </w:rPr>
         <w:t>表 2.1  不同方法在公开数据集上的性能对比</w:t>
@@ -1090,9 +1045,9 @@
       <w:r>
         <w:rPr>
           <w:rFonts w:ascii="Times New Roman" w:hAnsi="Times New Roman" w:eastAsia="Times New Roman" w:cs="Times New Roman"/>
+          <w:sz w:val="21"/>
           <w:b w:val="0"/>
           <w:i w:val="0"/>
-          <w:sz w:val="21"/>
           <w:u w:val="none"/>
         </w:rPr>
         <w:t>Tab. 2.1  Performance comparison of different methods on public datasets</w:t>
@@ -1141,9 +1096,9 @@
             <w:r>
               <w:rPr>
                 <w:rFonts w:ascii="Times New Roman" w:hAnsi="Times New Roman" w:eastAsia="宋体" w:cs="Times New Roman"/>
-                <w:b/>
+                <w:sz w:val="21"/>
+                <w:b w:val="1"/>
                 <w:i w:val="0"/>
-                <w:sz w:val="21"/>
                 <w:u w:val="none"/>
               </w:rPr>
               <w:t>方法</w:t>
@@ -1170,9 +1125,9 @@
             <w:r>
               <w:rPr>
                 <w:rFonts w:ascii="Times New Roman" w:hAnsi="Times New Roman" w:eastAsia="宋体" w:cs="Times New Roman"/>
-                <w:b/>
+                <w:sz w:val="21"/>
+                <w:b w:val="1"/>
                 <w:i w:val="0"/>
-                <w:sz w:val="21"/>
                 <w:u w:val="none"/>
               </w:rPr>
               <w:t>主干网络</w:t>
@@ -1199,9 +1154,9 @@
             <w:r>
               <w:rPr>
                 <w:rFonts w:ascii="Times New Roman" w:hAnsi="Times New Roman" w:eastAsia="宋体" w:cs="Times New Roman"/>
-                <w:b/>
+                <w:sz w:val="21"/>
+                <w:b w:val="1"/>
                 <w:i w:val="0"/>
-                <w:sz w:val="21"/>
                 <w:u w:val="none"/>
               </w:rPr>
               <w:t>mAP/%</w:t>
@@ -1228,9 +1183,9 @@
             <w:r>
               <w:rPr>
                 <w:rFonts w:ascii="Times New Roman" w:hAnsi="Times New Roman" w:eastAsia="宋体" w:cs="Times New Roman"/>
-                <w:b/>
+                <w:sz w:val="21"/>
+                <w:b w:val="1"/>
                 <w:i w:val="0"/>
-                <w:sz w:val="21"/>
                 <w:u w:val="none"/>
               </w:rPr>
               <w:t>小目标召回/%</w:t>
@@ -1257,9 +1212,9 @@
             <w:r>
               <w:rPr>
                 <w:rFonts w:ascii="Times New Roman" w:hAnsi="Times New Roman" w:eastAsia="宋体" w:cs="Times New Roman"/>
-                <w:b/>
+                <w:sz w:val="21"/>
+                <w:b w:val="1"/>
                 <w:i w:val="0"/>
-                <w:sz w:val="21"/>
                 <w:u w:val="none"/>
               </w:rPr>
               <w:t>参数量/M</w:t>
@@ -1287,9 +1242,9 @@
             <w:r>
               <w:rPr>
                 <w:rFonts w:ascii="Times New Roman" w:hAnsi="Times New Roman" w:eastAsia="宋体" w:cs="Times New Roman"/>
+                <w:sz w:val="21"/>
                 <w:b w:val="0"/>
                 <w:i w:val="0"/>
-                <w:sz w:val="21"/>
                 <w:u w:val="none"/>
               </w:rPr>
               <w:t>Faster R-CNN</w:t>
@@ -1315,9 +1270,9 @@
             <w:r>
               <w:rPr>
                 <w:rFonts w:ascii="Times New Roman" w:hAnsi="Times New Roman" w:eastAsia="宋体" w:cs="Times New Roman"/>
+                <w:sz w:val="21"/>
                 <w:b w:val="0"/>
                 <w:i w:val="0"/>
-                <w:sz w:val="21"/>
                 <w:u w:val="none"/>
               </w:rPr>
               <w:t>ResNet-50</w:t>
@@ -1343,9 +1298,9 @@
             <w:r>
               <w:rPr>
                 <w:rFonts w:ascii="Times New Roman" w:hAnsi="Times New Roman" w:eastAsia="宋体" w:cs="Times New Roman"/>
+                <w:sz w:val="21"/>
                 <w:b w:val="0"/>
                 <w:i w:val="0"/>
-                <w:sz w:val="21"/>
                 <w:u w:val="none"/>
               </w:rPr>
               <w:t>74.21</w:t>
@@ -1371,9 +1326,9 @@
             <w:r>
               <w:rPr>
                 <w:rFonts w:ascii="Times New Roman" w:hAnsi="Times New Roman" w:eastAsia="宋体" w:cs="Times New Roman"/>
+                <w:sz w:val="21"/>
                 <w:b w:val="0"/>
                 <w:i w:val="0"/>
-                <w:sz w:val="21"/>
                 <w:u w:val="none"/>
               </w:rPr>
               <w:t>48.3</w:t>
@@ -1399,9 +1354,9 @@
             <w:r>
               <w:rPr>
                 <w:rFonts w:ascii="Times New Roman" w:hAnsi="Times New Roman" w:eastAsia="宋体" w:cs="Times New Roman"/>
+                <w:sz w:val="21"/>
                 <w:b w:val="0"/>
                 <w:i w:val="0"/>
-                <w:sz w:val="21"/>
                 <w:u w:val="none"/>
               </w:rPr>
               <w:t>41.5</w:t>
@@ -1429,9 +1384,9 @@
             <w:r>
               <w:rPr>
                 <w:rFonts w:ascii="Times New Roman" w:hAnsi="Times New Roman" w:eastAsia="宋体" w:cs="Times New Roman"/>
+                <w:sz w:val="21"/>
                 <w:b w:val="0"/>
                 <w:i w:val="0"/>
-                <w:sz w:val="21"/>
                 <w:u w:val="none"/>
               </w:rPr>
               <w:t>RetinaNet</w:t>
@@ -1457,9 +1412,9 @@
             <w:r>
               <w:rPr>
                 <w:rFonts w:ascii="Times New Roman" w:hAnsi="Times New Roman" w:eastAsia="宋体" w:cs="Times New Roman"/>
+                <w:sz w:val="21"/>
                 <w:b w:val="0"/>
                 <w:i w:val="0"/>
-                <w:sz w:val="21"/>
                 <w:u w:val="none"/>
               </w:rPr>
               <w:t>ResNet-50</w:t>
@@ -1485,9 +1440,9 @@
             <w:r>
               <w:rPr>
                 <w:rFonts w:ascii="Times New Roman" w:hAnsi="Times New Roman" w:eastAsia="宋体" w:cs="Times New Roman"/>
+                <w:sz w:val="21"/>
                 <w:b w:val="0"/>
                 <w:i w:val="0"/>
-                <w:sz w:val="21"/>
                 <w:u w:val="none"/>
               </w:rPr>
               <w:t>75.86</w:t>
@@ -1513,9 +1468,9 @@
             <w:r>
               <w:rPr>
                 <w:rFonts w:ascii="Times New Roman" w:hAnsi="Times New Roman" w:eastAsia="宋体" w:cs="Times New Roman"/>
+                <w:sz w:val="21"/>
                 <w:b w:val="0"/>
                 <w:i w:val="0"/>
-                <w:sz w:val="21"/>
                 <w:u w:val="none"/>
               </w:rPr>
               <w:t>50.1</w:t>
@@ -1541,9 +1496,9 @@
             <w:r>
               <w:rPr>
                 <w:rFonts w:ascii="Times New Roman" w:hAnsi="Times New Roman" w:eastAsia="宋体" w:cs="Times New Roman"/>
+                <w:sz w:val="21"/>
                 <w:b w:val="0"/>
                 <w:i w:val="0"/>
-                <w:sz w:val="21"/>
                 <w:u w:val="none"/>
               </w:rPr>
               <w:t>37.8</w:t>
@@ -1571,9 +1526,9 @@
             <w:r>
               <w:rPr>
                 <w:rFonts w:ascii="Times New Roman" w:hAnsi="Times New Roman" w:eastAsia="宋体" w:cs="Times New Roman"/>
+                <w:sz w:val="21"/>
                 <w:b w:val="0"/>
                 <w:i w:val="0"/>
-                <w:sz w:val="21"/>
                 <w:u w:val="none"/>
               </w:rPr>
               <w:t>YOLOv5s</w:t>
@@ -1599,9 +1554,9 @@
             <w:r>
               <w:rPr>
                 <w:rFonts w:ascii="Times New Roman" w:hAnsi="Times New Roman" w:eastAsia="宋体" w:cs="Times New Roman"/>
+                <w:sz w:val="21"/>
                 <w:b w:val="0"/>
                 <w:i w:val="0"/>
-                <w:sz w:val="21"/>
                 <w:u w:val="none"/>
               </w:rPr>
               <w:t>CSPDarknet</w:t>
@@ -1627,9 +1582,9 @@
             <w:r>
               <w:rPr>
                 <w:rFonts w:ascii="Times New Roman" w:hAnsi="Times New Roman" w:eastAsia="宋体" w:cs="Times New Roman"/>
+                <w:sz w:val="21"/>
                 <w:b w:val="0"/>
                 <w:i w:val="0"/>
-                <w:sz w:val="21"/>
                 <w:u w:val="none"/>
               </w:rPr>
               <w:t>76.93</w:t>
@@ -1655,9 +1610,9 @@
             <w:r>
               <w:rPr>
                 <w:rFonts w:ascii="Times New Roman" w:hAnsi="Times New Roman" w:eastAsia="宋体" w:cs="Times New Roman"/>
+                <w:sz w:val="21"/>
                 <w:b w:val="0"/>
                 <w:i w:val="0"/>
-                <w:sz w:val="21"/>
                 <w:u w:val="none"/>
               </w:rPr>
               <w:t>51.7</w:t>
@@ -1683,9 +1638,9 @@
             <w:r>
               <w:rPr>
                 <w:rFonts w:ascii="Times New Roman" w:hAnsi="Times New Roman" w:eastAsia="宋体" w:cs="Times New Roman"/>
+                <w:sz w:val="21"/>
                 <w:b w:val="0"/>
                 <w:i w:val="0"/>
-                <w:sz w:val="21"/>
                 <w:u w:val="none"/>
               </w:rPr>
               <w:t>7.2</w:t>
@@ -1713,9 +1668,9 @@
             <w:r>
               <w:rPr>
                 <w:rFonts w:ascii="Times New Roman" w:hAnsi="Times New Roman" w:eastAsia="宋体" w:cs="Times New Roman"/>
+                <w:sz w:val="21"/>
                 <w:b w:val="0"/>
                 <w:i w:val="0"/>
-                <w:sz w:val="21"/>
                 <w:u w:val="none"/>
               </w:rPr>
               <w:t>本文方法</w:t>
@@ -1741,9 +1696,9 @@
             <w:r>
               <w:rPr>
                 <w:rFonts w:ascii="Times New Roman" w:hAnsi="Times New Roman" w:eastAsia="宋体" w:cs="Times New Roman"/>
+                <w:sz w:val="21"/>
                 <w:b w:val="0"/>
                 <w:i w:val="0"/>
-                <w:sz w:val="21"/>
                 <w:u w:val="none"/>
               </w:rPr>
               <w:t>ResNet-50</w:t>
@@ -1769,9 +1724,9 @@
             <w:r>
               <w:rPr>
                 <w:rFonts w:ascii="Times New Roman" w:hAnsi="Times New Roman" w:eastAsia="宋体" w:cs="Times New Roman"/>
+                <w:sz w:val="21"/>
                 <w:b w:val="0"/>
                 <w:i w:val="0"/>
-                <w:sz w:val="21"/>
                 <w:u w:val="none"/>
               </w:rPr>
               <w:t>78.42</w:t>
@@ -1797,9 +1752,9 @@
             <w:r>
               <w:rPr>
                 <w:rFonts w:ascii="Times New Roman" w:hAnsi="Times New Roman" w:eastAsia="宋体" w:cs="Times New Roman"/>
+                <w:sz w:val="21"/>
                 <w:b w:val="0"/>
                 <w:i w:val="0"/>
-                <w:sz w:val="21"/>
                 <w:u w:val="none"/>
               </w:rPr>
               <w:t>55.4</w:t>
@@ -1825,9 +1780,9 @@
             <w:r>
               <w:rPr>
                 <w:rFonts w:ascii="Times New Roman" w:hAnsi="Times New Roman" w:eastAsia="宋体" w:cs="Times New Roman"/>
+                <w:sz w:val="21"/>
                 <w:b w:val="0"/>
                 <w:i w:val="0"/>
-                <w:sz w:val="21"/>
                 <w:u w:val="none"/>
               </w:rPr>
               <w:t>26.1</w:t>
@@ -1853,9 +1808,9 @@
       <w:r>
         <w:rPr>
           <w:rFonts w:ascii="Times New Roman" w:hAnsi="Times New Roman" w:eastAsia="宋体" w:cs="Times New Roman"/>
+          <w:sz w:val="24"/>
           <w:b w:val="0"/>
           <w:i w:val="0"/>
-          <w:sz w:val="24"/>
           <w:u w:val="none"/>
         </w:rPr>
         <w:t>由表 2.1 可见，本文方法在参数量与基线模型基本持平的前提下，在小目标召回率上取得了最明显的提升。所提双向特征融合模块的结构如图 2.1 所示。</w:t>
@@ -1922,9 +1877,9 @@
       <w:r>
         <w:rPr>
           <w:rFonts w:ascii="Times New Roman" w:hAnsi="Times New Roman" w:eastAsia="宋体" w:cs="Times New Roman"/>
+          <w:sz w:val="21"/>
           <w:b w:val="0"/>
           <w:i w:val="0"/>
-          <w:sz w:val="21"/>
           <w:u w:val="none"/>
         </w:rPr>
         <w:t>图 2.1  双向特征融合模块结构示意图</w:t>
@@ -1941,9 +1896,9 @@
       <w:r>
         <w:rPr>
           <w:rFonts w:ascii="Times New Roman" w:hAnsi="Times New Roman" w:eastAsia="Times New Roman" w:cs="Times New Roman"/>
+          <w:sz w:val="21"/>
           <w:b w:val="0"/>
           <w:i w:val="0"/>
-          <w:sz w:val="21"/>
           <w:u w:val="none"/>
         </w:rPr>
         <w:t>Fig. 2.1  Architecture of the bidirectional feature fusion module</w:t>
@@ -1951,43 +1906,25 @@
     </w:p>
     <w:p>
       <w:pPr>
-        <w:snapToGrid w:val="0"/>
         <w:pStyle w:val="Heading1"/>
-        <w:spacing w:lineRule="auto" w:line="360" w:before="0" w:after="240"/>
-        <w:jc w:val="left"/>
-        <w:ind w:left="0" w:firstLineChars="0" w:firstLine="0"/>
-        <w:outlineLvl w:val="0"/>
         <w:keepNext/>
         <w:pageBreakBefore/>
       </w:pPr>
       <w:r>
         <w:rPr>
           <w:rFonts w:ascii="Times New Roman" w:hAnsi="Times New Roman" w:eastAsia="黑体" w:cs="Times New Roman"/>
-          <w:b/>
-          <w:i w:val="0"/>
-          <w:sz w:val="32"/>
-          <w:u w:val="none"/>
         </w:rPr>
         <w:t>3  实验结果与分析</w:t>
       </w:r>
     </w:p>
     <w:p>
       <w:pPr>
-        <w:snapToGrid w:val="0"/>
         <w:pStyle w:val="Heading2"/>
-        <w:spacing w:lineRule="auto" w:line="360" w:before="120" w:after="0"/>
-        <w:jc w:val="left"/>
-        <w:ind w:left="0" w:firstLineChars="0" w:firstLine="0"/>
-        <w:outlineLvl w:val="1"/>
         <w:keepNext/>
       </w:pPr>
       <w:r>
         <w:rPr>
           <w:rFonts w:ascii="Times New Roman" w:hAnsi="Times New Roman" w:eastAsia="黑体" w:cs="Times New Roman"/>
-          <w:b/>
-          <w:i w:val="0"/>
-          <w:sz w:val="28"/>
-          <w:u w:val="none"/>
         </w:rPr>
         <w:t>3.1  实验设置</w:t>
       </w:r>
@@ -2002,9 +1939,9 @@
       <w:r>
         <w:rPr>
           <w:rFonts w:ascii="Times New Roman" w:hAnsi="Times New Roman" w:eastAsia="宋体" w:cs="Times New Roman"/>
+          <w:sz w:val="24"/>
           <w:b w:val="0"/>
           <w:i w:val="0"/>
-          <w:sz w:val="24"/>
           <w:u w:val="none"/>
         </w:rPr>
         <w:t>实验在 NVIDIA A100 上完成，采用 PyTorch 框架。输入图像统一缩放至1024×1024，批次大小为 8，初始学习率设为 0.01，共训练 36 个 epoch。评价指标采用 COCO 标准下的 mAP@0.5:0.95。</w:t>
@@ -2039,9 +1976,9 @@
       <w:r>
         <w:rPr>
           <w:rFonts w:ascii="Times New Roman" w:hAnsi="Times New Roman" w:eastAsia="黑体" w:cs="Times New Roman"/>
-          <w:b/>
+          <w:sz w:val="30"/>
+          <w:b w:val="1"/>
           <w:i w:val="0"/>
-          <w:sz w:val="30"/>
           <w:u w:val="none"/>
         </w:rPr>
         <w:t>参 考 文 献</w:t>
@@ -2057,9 +1994,9 @@
       <w:r>
         <w:rPr>
           <w:rFonts w:ascii="Times New Roman" w:hAnsi="Times New Roman" w:eastAsia="宋体" w:cs="Times New Roman"/>
+          <w:sz w:val="21"/>
           <w:b w:val="0"/>
           <w:i w:val="0"/>
-          <w:sz w:val="21"/>
           <w:u w:val="none"/>
         </w:rPr>
         <w:t>[1] Zhang X, Wang Y, Li J. A survey on small object detection in remote sensing imagery[J]. IEEE Transactions on Geoscience and Remote Sensing, 2022, 60: 1-21.</w:t>
@@ -2075,9 +2012,9 @@
       <w:r>
         <w:rPr>
           <w:rFonts w:ascii="Times New Roman" w:hAnsi="Times New Roman" w:eastAsia="宋体" w:cs="Times New Roman"/>
+          <w:sz w:val="21"/>
           <w:b w:val="0"/>
           <w:i w:val="0"/>
-          <w:sz w:val="21"/>
           <w:u w:val="none"/>
         </w:rPr>
         <w:t>[2] Li H, Chen S. Multi-scale feature fusion for aerial object detection[J]. Remote Sensing, 2021, 13(9): 1721.</w:t>
@@ -2093,9 +2030,9 @@
       <w:r>
         <w:rPr>
           <w:rFonts w:ascii="Times New Roman" w:hAnsi="Times New Roman" w:eastAsia="宋体" w:cs="Times New Roman"/>
+          <w:sz w:val="21"/>
           <w:b w:val="0"/>
           <w:i w:val="0"/>
-          <w:sz w:val="21"/>
           <w:u w:val="none"/>
         </w:rPr>
         <w:t>[3] 刘洋, 陈明, 王强. 基于注意力机制的遥感图像小目标检测[J]. 电子学报, 2023, 51(4): 892-901.</w:t>
@@ -2111,9 +2048,9 @@
       <w:r>
         <w:rPr>
           <w:rFonts w:ascii="Times New Roman" w:hAnsi="Times New Roman" w:eastAsia="宋体" w:cs="Times New Roman"/>
+          <w:sz w:val="21"/>
           <w:b w:val="0"/>
           <w:i w:val="0"/>
-          <w:sz w:val="21"/>
           <w:u w:val="none"/>
         </w:rPr>
         <w:t>[4] Zhao K, Liu Q. Deformable part models revisited[J]. Pattern Recognition, 2020, 103: 107-118.</w:t>
@@ -2129,9 +2066,9 @@
       <w:r>
         <w:rPr>
           <w:rFonts w:ascii="Times New Roman" w:hAnsi="Times New Roman" w:eastAsia="宋体" w:cs="Times New Roman"/>
+          <w:sz w:val="21"/>
           <w:b w:val="0"/>
           <w:i w:val="0"/>
-          <w:sz w:val="21"/>
           <w:u w:val="none"/>
         </w:rPr>
         <w:t>[5] Sun M, Zhou B. Loss reweighting for tiny object detection[C]. Proceedings of the IEEE/CVF Conference on Computer Vision and Pattern Recognition, 2021: 12345-12354.</w:t>
@@ -2166,9 +2103,9 @@
       <w:r>
         <w:rPr>
           <w:rFonts w:ascii="Times New Roman" w:hAnsi="Times New Roman" w:eastAsia="黑体" w:cs="Times New Roman"/>
-          <w:b/>
+          <w:sz w:val="30"/>
+          <w:b w:val="1"/>
           <w:i w:val="0"/>
-          <w:sz w:val="30"/>
           <w:u w:val="none"/>
         </w:rPr>
         <w:t>致　　谢</w:t>
@@ -2184,9 +2121,9 @@
       <w:r>
         <w:rPr>
           <w:rFonts w:ascii="Times New Roman" w:hAnsi="Times New Roman" w:eastAsia="宋体" w:cs="Times New Roman"/>
+          <w:sz w:val="24"/>
           <w:b w:val="0"/>
           <w:i w:val="0"/>
-          <w:sz w:val="24"/>
           <w:u w:val="none"/>
         </w:rPr>
         <w:t>衷心感谢导师李四教授在选题、研究方案与论文撰写过程中给予的悉心指导。感谢实验室各位同学在实验与讨论中提供的帮助。感谢家人一直以来的理解与支持。</w:t>
@@ -2222,9 +2159,9 @@
     <w:r>
       <w:rPr>
         <w:rFonts w:ascii="华文行楷" w:hAnsi="华文行楷" w:eastAsia="华文行楷" w:cs="华文行楷"/>
+        <w:sz w:val="36"/>
         <w:b w:val="0"/>
         <w:i w:val="0"/>
-        <w:sz w:val="36"/>
         <w:u w:val="none"/>
       </w:rPr>
       <w:t>大连理工大学</w:t>
@@ -2240,9 +2177,9 @@
     <w:r>
       <w:rPr>
         <w:rFonts w:ascii="Times New Roman" w:hAnsi="Times New Roman" w:eastAsia="Times New Roman" w:cs="Times New Roman"/>
+        <w:sz w:val="24"/>
         <w:b w:val="0"/>
         <w:i w:val="0"/>
-        <w:sz w:val="24"/>
         <w:u w:val="none"/>
       </w:rPr>
       <w:t>Dalian University of Technology</w:t>
@@ -2264,9 +2201,9 @@
     <w:r>
       <w:rPr>
         <w:rFonts w:ascii="Times New Roman" w:hAnsi="Times New Roman" w:eastAsia="宋体" w:cs="Times New Roman"/>
+        <w:sz w:val="18"/>
         <w:b w:val="0"/>
         <w:i w:val="0"/>
-        <w:sz w:val="18"/>
         <w:u w:val="none"/>
       </w:rPr>
       <w:t xml:space="preserve">- </w:t>
@@ -2274,9 +2211,9 @@
     <w:r>
       <w:rPr>
         <w:rFonts w:ascii="Times New Roman" w:hAnsi="Times New Roman" w:eastAsia="宋体" w:cs="Times New Roman"/>
+        <w:sz w:val="18"/>
         <w:b w:val="0"/>
         <w:i w:val="0"/>
-        <w:sz w:val="18"/>
         <w:u w:val="none"/>
       </w:rPr>
       <w:fldChar w:fldCharType="begin"/>
@@ -2286,9 +2223,9 @@
     <w:r>
       <w:rPr>
         <w:rFonts w:ascii="Times New Roman" w:hAnsi="Times New Roman" w:eastAsia="宋体" w:cs="Times New Roman"/>
+        <w:sz w:val="18"/>
         <w:b w:val="0"/>
         <w:i w:val="0"/>
-        <w:sz w:val="18"/>
         <w:u w:val="none"/>
       </w:rPr>
       <w:t xml:space="preserve"> -</w:t>
@@ -2310,9 +2247,9 @@
     <w:r>
       <w:rPr>
         <w:rFonts w:ascii="Times New Roman" w:hAnsi="Times New Roman" w:eastAsia="宋体" w:cs="Times New Roman"/>
+        <w:sz w:val="18"/>
         <w:b w:val="0"/>
         <w:i w:val="0"/>
-        <w:sz w:val="18"/>
         <w:u w:val="none"/>
       </w:rPr>
       <w:t xml:space="preserve">- </w:t>
@@ -2320,9 +2257,9 @@
     <w:r>
       <w:rPr>
         <w:rFonts w:ascii="Times New Roman" w:hAnsi="Times New Roman" w:eastAsia="宋体" w:cs="Times New Roman"/>
+        <w:sz w:val="18"/>
         <w:b w:val="0"/>
         <w:i w:val="0"/>
-        <w:sz w:val="18"/>
         <w:u w:val="none"/>
       </w:rPr>
       <w:fldChar w:fldCharType="begin"/>
@@ -2332,9 +2269,9 @@
     <w:r>
       <w:rPr>
         <w:rFonts w:ascii="Times New Roman" w:hAnsi="Times New Roman" w:eastAsia="宋体" w:cs="Times New Roman"/>
+        <w:sz w:val="18"/>
         <w:b w:val="0"/>
         <w:i w:val="0"/>
-        <w:sz w:val="18"/>
         <w:u w:val="none"/>
       </w:rPr>
       <w:t xml:space="preserve"> -</w:t>
@@ -2356,9 +2293,9 @@
     <w:r>
       <w:rPr>
         <w:rFonts w:ascii="Times New Roman" w:hAnsi="Times New Roman" w:eastAsia="宋体" w:cs="Times New Roman"/>
+        <w:sz w:val="18"/>
         <w:b w:val="0"/>
         <w:i w:val="0"/>
-        <w:sz w:val="18"/>
         <w:u w:val="none"/>
       </w:rPr>
       <w:t xml:space="preserve">- </w:t>
@@ -2366,9 +2303,9 @@
     <w:r>
       <w:rPr>
         <w:rFonts w:ascii="Times New Roman" w:hAnsi="Times New Roman" w:eastAsia="宋体" w:cs="Times New Roman"/>
+        <w:sz w:val="18"/>
         <w:b w:val="0"/>
         <w:i w:val="0"/>
-        <w:sz w:val="18"/>
         <w:u w:val="none"/>
       </w:rPr>
       <w:fldChar w:fldCharType="begin"/>
@@ -2378,9 +2315,9 @@
     <w:r>
       <w:rPr>
         <w:rFonts w:ascii="Times New Roman" w:hAnsi="Times New Roman" w:eastAsia="宋体" w:cs="Times New Roman"/>
+        <w:sz w:val="18"/>
         <w:b w:val="0"/>
         <w:i w:val="0"/>
-        <w:sz w:val="18"/>
         <w:u w:val="none"/>
       </w:rPr>
       <w:t xml:space="preserve"> -</w:t>
@@ -2402,9 +2339,9 @@
     <w:r>
       <w:rPr>
         <w:rFonts w:ascii="Times New Roman" w:hAnsi="Times New Roman" w:eastAsia="宋体" w:cs="Times New Roman"/>
+        <w:sz w:val="18"/>
         <w:b w:val="0"/>
         <w:i w:val="0"/>
-        <w:sz w:val="18"/>
         <w:u w:val="none"/>
       </w:rPr>
       <w:t xml:space="preserve">- </w:t>
@@ -2412,9 +2349,9 @@
     <w:r>
       <w:rPr>
         <w:rFonts w:ascii="Times New Roman" w:hAnsi="Times New Roman" w:eastAsia="宋体" w:cs="Times New Roman"/>
+        <w:sz w:val="18"/>
         <w:b w:val="0"/>
         <w:i w:val="0"/>
-        <w:sz w:val="18"/>
         <w:u w:val="none"/>
       </w:rPr>
       <w:fldChar w:fldCharType="begin"/>
@@ -2424,9 +2361,9 @@
     <w:r>
       <w:rPr>
         <w:rFonts w:ascii="Times New Roman" w:hAnsi="Times New Roman" w:eastAsia="宋体" w:cs="Times New Roman"/>
+        <w:sz w:val="18"/>
         <w:b w:val="0"/>
         <w:i w:val="0"/>
-        <w:sz w:val="18"/>
         <w:u w:val="none"/>
       </w:rPr>
       <w:t xml:space="preserve"> -</w:t>
@@ -2448,9 +2385,9 @@
     <w:r>
       <w:rPr>
         <w:rFonts w:ascii="Times New Roman" w:hAnsi="Times New Roman" w:eastAsia="宋体" w:cs="Times New Roman"/>
+        <w:sz w:val="18"/>
         <w:b w:val="0"/>
         <w:i w:val="0"/>
-        <w:sz w:val="18"/>
         <w:u w:val="none"/>
       </w:rPr>
       <w:t xml:space="preserve">- </w:t>
@@ -2458,9 +2395,9 @@
     <w:r>
       <w:rPr>
         <w:rFonts w:ascii="Times New Roman" w:hAnsi="Times New Roman" w:eastAsia="宋体" w:cs="Times New Roman"/>
+        <w:sz w:val="18"/>
         <w:b w:val="0"/>
         <w:i w:val="0"/>
-        <w:sz w:val="18"/>
         <w:u w:val="none"/>
       </w:rPr>
       <w:fldChar w:fldCharType="begin"/>
@@ -2470,9 +2407,9 @@
     <w:r>
       <w:rPr>
         <w:rFonts w:ascii="Times New Roman" w:hAnsi="Times New Roman" w:eastAsia="宋体" w:cs="Times New Roman"/>
+        <w:sz w:val="18"/>
         <w:b w:val="0"/>
         <w:i w:val="0"/>
-        <w:sz w:val="18"/>
         <w:u w:val="none"/>
       </w:rPr>
       <w:t xml:space="preserve"> -</w:t>
@@ -2494,9 +2431,9 @@
     <w:r>
       <w:rPr>
         <w:rFonts w:ascii="Times New Roman" w:hAnsi="Times New Roman" w:eastAsia="宋体" w:cs="Times New Roman"/>
+        <w:sz w:val="18"/>
         <w:b w:val="0"/>
         <w:i w:val="0"/>
-        <w:sz w:val="18"/>
         <w:u w:val="none"/>
       </w:rPr>
       <w:t xml:space="preserve">- </w:t>
@@ -2504,9 +2441,9 @@
     <w:r>
       <w:rPr>
         <w:rFonts w:ascii="Times New Roman" w:hAnsi="Times New Roman" w:eastAsia="宋体" w:cs="Times New Roman"/>
+        <w:sz w:val="18"/>
         <w:b w:val="0"/>
         <w:i w:val="0"/>
-        <w:sz w:val="18"/>
         <w:u w:val="none"/>
       </w:rPr>
       <w:fldChar w:fldCharType="begin"/>
@@ -2516,9 +2453,9 @@
     <w:r>
       <w:rPr>
         <w:rFonts w:ascii="Times New Roman" w:hAnsi="Times New Roman" w:eastAsia="宋体" w:cs="Times New Roman"/>
+        <w:sz w:val="18"/>
         <w:b w:val="0"/>
         <w:i w:val="0"/>
-        <w:sz w:val="18"/>
         <w:u w:val="none"/>
       </w:rPr>
       <w:t xml:space="preserve"> -</w:t>
@@ -2540,9 +2477,9 @@
     <w:r>
       <w:rPr>
         <w:rFonts w:ascii="Times New Roman" w:hAnsi="Times New Roman" w:eastAsia="宋体" w:cs="Times New Roman"/>
+        <w:sz w:val="18"/>
         <w:b w:val="0"/>
         <w:i w:val="0"/>
-        <w:sz w:val="18"/>
         <w:u w:val="none"/>
       </w:rPr>
       <w:t xml:space="preserve">- </w:t>
@@ -2550,9 +2487,9 @@
     <w:r>
       <w:rPr>
         <w:rFonts w:ascii="Times New Roman" w:hAnsi="Times New Roman" w:eastAsia="宋体" w:cs="Times New Roman"/>
+        <w:sz w:val="18"/>
         <w:b w:val="0"/>
         <w:i w:val="0"/>
-        <w:sz w:val="18"/>
         <w:u w:val="none"/>
       </w:rPr>
       <w:fldChar w:fldCharType="begin"/>
@@ -2562,9 +2499,9 @@
     <w:r>
       <w:rPr>
         <w:rFonts w:ascii="Times New Roman" w:hAnsi="Times New Roman" w:eastAsia="宋体" w:cs="Times New Roman"/>
+        <w:sz w:val="18"/>
         <w:b w:val="0"/>
         <w:i w:val="0"/>
-        <w:sz w:val="18"/>
         <w:u w:val="none"/>
       </w:rPr>
       <w:t xml:space="preserve"> -</w:t>
@@ -2586,9 +2523,9 @@
     <w:r>
       <w:rPr>
         <w:rFonts w:ascii="Times New Roman" w:hAnsi="Times New Roman" w:eastAsia="宋体" w:cs="Times New Roman"/>
+        <w:sz w:val="18"/>
         <w:b w:val="0"/>
         <w:i w:val="0"/>
-        <w:sz w:val="18"/>
         <w:u w:val="none"/>
       </w:rPr>
       <w:t xml:space="preserve">- </w:t>
@@ -2596,9 +2533,9 @@
     <w:r>
       <w:rPr>
         <w:rFonts w:ascii="Times New Roman" w:hAnsi="Times New Roman" w:eastAsia="宋体" w:cs="Times New Roman"/>
+        <w:sz w:val="18"/>
         <w:b w:val="0"/>
         <w:i w:val="0"/>
-        <w:sz w:val="18"/>
         <w:u w:val="none"/>
       </w:rPr>
       <w:fldChar w:fldCharType="begin"/>
@@ -2608,9 +2545,9 @@
     <w:r>
       <w:rPr>
         <w:rFonts w:ascii="Times New Roman" w:hAnsi="Times New Roman" w:eastAsia="宋体" w:cs="Times New Roman"/>
+        <w:sz w:val="18"/>
         <w:b w:val="0"/>
         <w:i w:val="0"/>
-        <w:sz w:val="18"/>
         <w:u w:val="none"/>
       </w:rPr>
       <w:t xml:space="preserve"> -</w:t>
@@ -2632,9 +2569,9 @@
     <w:r>
       <w:rPr>
         <w:rFonts w:ascii="Times New Roman" w:hAnsi="Times New Roman" w:eastAsia="宋体" w:cs="Times New Roman"/>
+        <w:sz w:val="18"/>
         <w:b w:val="0"/>
         <w:i w:val="0"/>
-        <w:sz w:val="18"/>
         <w:u w:val="none"/>
       </w:rPr>
       <w:t xml:space="preserve">- </w:t>
@@ -2642,9 +2579,9 @@
     <w:r>
       <w:rPr>
         <w:rFonts w:ascii="Times New Roman" w:hAnsi="Times New Roman" w:eastAsia="宋体" w:cs="Times New Roman"/>
+        <w:sz w:val="18"/>
         <w:b w:val="0"/>
         <w:i w:val="0"/>
-        <w:sz w:val="18"/>
         <w:u w:val="none"/>
       </w:rPr>
       <w:fldChar w:fldCharType="begin"/>
@@ -2654,9 +2591,9 @@
     <w:r>
       <w:rPr>
         <w:rFonts w:ascii="Times New Roman" w:hAnsi="Times New Roman" w:eastAsia="宋体" w:cs="Times New Roman"/>
+        <w:sz w:val="18"/>
         <w:b w:val="0"/>
         <w:i w:val="0"/>
-        <w:sz w:val="18"/>
         <w:u w:val="none"/>
       </w:rPr>
       <w:t xml:space="preserve"> -</w:t>
@@ -2678,9 +2615,9 @@
     <w:r>
       <w:rPr>
         <w:rFonts w:ascii="Times New Roman" w:hAnsi="Times New Roman" w:eastAsia="宋体" w:cs="Times New Roman"/>
+        <w:sz w:val="18"/>
         <w:b w:val="0"/>
         <w:i w:val="0"/>
-        <w:sz w:val="18"/>
         <w:u w:val="none"/>
       </w:rPr>
       <w:t xml:space="preserve">- </w:t>
@@ -2688,9 +2625,9 @@
     <w:r>
       <w:rPr>
         <w:rFonts w:ascii="Times New Roman" w:hAnsi="Times New Roman" w:eastAsia="宋体" w:cs="Times New Roman"/>
+        <w:sz w:val="18"/>
         <w:b w:val="0"/>
         <w:i w:val="0"/>
-        <w:sz w:val="18"/>
         <w:u w:val="none"/>
       </w:rPr>
       <w:fldChar w:fldCharType="begin"/>
@@ -2700,9 +2637,9 @@
     <w:r>
       <w:rPr>
         <w:rFonts w:ascii="Times New Roman" w:hAnsi="Times New Roman" w:eastAsia="宋体" w:cs="Times New Roman"/>
+        <w:sz w:val="18"/>
         <w:b w:val="0"/>
         <w:i w:val="0"/>
-        <w:sz w:val="18"/>
         <w:u w:val="none"/>
       </w:rPr>
       <w:t xml:space="preserve"> -</w:t>
@@ -2724,9 +2661,9 @@
     <w:r>
       <w:rPr>
         <w:rFonts w:ascii="华文行楷" w:hAnsi="华文行楷" w:eastAsia="华文行楷" w:cs="华文行楷"/>
+        <w:sz w:val="36"/>
         <w:b w:val="0"/>
         <w:i w:val="0"/>
-        <w:sz w:val="36"/>
         <w:u w:val="none"/>
       </w:rPr>
       <w:t>大连理工大学</w:t>
@@ -2742,9 +2679,9 @@
     <w:r>
       <w:rPr>
         <w:rFonts w:ascii="Times New Roman" w:hAnsi="Times New Roman" w:eastAsia="Times New Roman" w:cs="Times New Roman"/>
+        <w:sz w:val="24"/>
         <w:b w:val="0"/>
         <w:i w:val="0"/>
-        <w:sz w:val="24"/>
         <w:u w:val="none"/>
       </w:rPr>
       <w:t>Dalian University of Technology</w:t>
@@ -2766,9 +2703,9 @@
     <w:r>
       <w:rPr>
         <w:rFonts w:ascii="Times New Roman" w:hAnsi="Times New Roman" w:eastAsia="宋体" w:cs="Times New Roman"/>
+        <w:sz w:val="18"/>
         <w:b w:val="0"/>
         <w:i w:val="0"/>
-        <w:sz w:val="18"/>
         <w:u w:val="none"/>
       </w:rPr>
       <w:t xml:space="preserve">- </w:t>
@@ -2776,9 +2713,9 @@
     <w:r>
       <w:rPr>
         <w:rFonts w:ascii="Times New Roman" w:hAnsi="Times New Roman" w:eastAsia="宋体" w:cs="Times New Roman"/>
+        <w:sz w:val="18"/>
         <w:b w:val="0"/>
         <w:i w:val="0"/>
-        <w:sz w:val="18"/>
         <w:u w:val="none"/>
       </w:rPr>
       <w:fldChar w:fldCharType="begin"/>
@@ -2788,9 +2725,9 @@
     <w:r>
       <w:rPr>
         <w:rFonts w:ascii="Times New Roman" w:hAnsi="Times New Roman" w:eastAsia="宋体" w:cs="Times New Roman"/>
+        <w:sz w:val="18"/>
         <w:b w:val="0"/>
         <w:i w:val="0"/>
-        <w:sz w:val="18"/>
         <w:u w:val="none"/>
       </w:rPr>
       <w:t xml:space="preserve"> -</w:t>
@@ -2812,9 +2749,9 @@
     <w:r>
       <w:rPr>
         <w:rFonts w:ascii="Times New Roman" w:hAnsi="Times New Roman" w:eastAsia="宋体" w:cs="Times New Roman"/>
+        <w:sz w:val="18"/>
         <w:b w:val="0"/>
         <w:i w:val="0"/>
-        <w:sz w:val="18"/>
         <w:u w:val="none"/>
       </w:rPr>
       <w:t xml:space="preserve">- </w:t>
@@ -2822,9 +2759,9 @@
     <w:r>
       <w:rPr>
         <w:rFonts w:ascii="Times New Roman" w:hAnsi="Times New Roman" w:eastAsia="宋体" w:cs="Times New Roman"/>
+        <w:sz w:val="18"/>
         <w:b w:val="0"/>
         <w:i w:val="0"/>
-        <w:sz w:val="18"/>
         <w:u w:val="none"/>
       </w:rPr>
       <w:fldChar w:fldCharType="begin"/>
@@ -2834,9 +2771,9 @@
     <w:r>
       <w:rPr>
         <w:rFonts w:ascii="Times New Roman" w:hAnsi="Times New Roman" w:eastAsia="宋体" w:cs="Times New Roman"/>
+        <w:sz w:val="18"/>
         <w:b w:val="0"/>
         <w:i w:val="0"/>
-        <w:sz w:val="18"/>
         <w:u w:val="none"/>
       </w:rPr>
       <w:t xml:space="preserve"> -</w:t>
@@ -2858,9 +2795,9 @@
     <w:r>
       <w:rPr>
         <w:rFonts w:ascii="Times New Roman" w:hAnsi="Times New Roman" w:eastAsia="宋体" w:cs="Times New Roman"/>
+        <w:sz w:val="18"/>
         <w:b w:val="0"/>
         <w:i w:val="0"/>
-        <w:sz w:val="18"/>
         <w:u w:val="none"/>
       </w:rPr>
       <w:t xml:space="preserve">- </w:t>
@@ -2868,9 +2805,9 @@
     <w:r>
       <w:rPr>
         <w:rFonts w:ascii="Times New Roman" w:hAnsi="Times New Roman" w:eastAsia="宋体" w:cs="Times New Roman"/>
+        <w:sz w:val="18"/>
         <w:b w:val="0"/>
         <w:i w:val="0"/>
-        <w:sz w:val="18"/>
         <w:u w:val="none"/>
       </w:rPr>
       <w:fldChar w:fldCharType="begin"/>
@@ -2880,9 +2817,9 @@
     <w:r>
       <w:rPr>
         <w:rFonts w:ascii="Times New Roman" w:hAnsi="Times New Roman" w:eastAsia="宋体" w:cs="Times New Roman"/>
+        <w:sz w:val="18"/>
         <w:b w:val="0"/>
         <w:i w:val="0"/>
-        <w:sz w:val="18"/>
         <w:u w:val="none"/>
       </w:rPr>
       <w:t xml:space="preserve"> -</w:t>
@@ -2904,9 +2841,9 @@
     <w:r>
       <w:rPr>
         <w:rFonts w:ascii="Times New Roman" w:hAnsi="Times New Roman" w:eastAsia="宋体" w:cs="Times New Roman"/>
+        <w:sz w:val="18"/>
         <w:b w:val="0"/>
         <w:i w:val="0"/>
-        <w:sz w:val="18"/>
         <w:u w:val="none"/>
       </w:rPr>
       <w:t xml:space="preserve">- </w:t>
@@ -2914,9 +2851,9 @@
     <w:r>
       <w:rPr>
         <w:rFonts w:ascii="Times New Roman" w:hAnsi="Times New Roman" w:eastAsia="宋体" w:cs="Times New Roman"/>
+        <w:sz w:val="18"/>
         <w:b w:val="0"/>
         <w:i w:val="0"/>
-        <w:sz w:val="18"/>
         <w:u w:val="none"/>
       </w:rPr>
       <w:fldChar w:fldCharType="begin"/>
@@ -2926,9 +2863,9 @@
     <w:r>
       <w:rPr>
         <w:rFonts w:ascii="Times New Roman" w:hAnsi="Times New Roman" w:eastAsia="宋体" w:cs="Times New Roman"/>
+        <w:sz w:val="18"/>
         <w:b w:val="0"/>
         <w:i w:val="0"/>
-        <w:sz w:val="18"/>
         <w:u w:val="none"/>
       </w:rPr>
       <w:t xml:space="preserve"> -</w:t>
@@ -2950,9 +2887,9 @@
     <w:r>
       <w:rPr>
         <w:rFonts w:ascii="Times New Roman" w:hAnsi="Times New Roman" w:eastAsia="宋体" w:cs="Times New Roman"/>
+        <w:sz w:val="18"/>
         <w:b w:val="0"/>
         <w:i w:val="0"/>
-        <w:sz w:val="18"/>
         <w:u w:val="none"/>
       </w:rPr>
       <w:t xml:space="preserve">- </w:t>
@@ -2960,9 +2897,9 @@
     <w:r>
       <w:rPr>
         <w:rFonts w:ascii="Times New Roman" w:hAnsi="Times New Roman" w:eastAsia="宋体" w:cs="Times New Roman"/>
+        <w:sz w:val="18"/>
         <w:b w:val="0"/>
         <w:i w:val="0"/>
-        <w:sz w:val="18"/>
         <w:u w:val="none"/>
       </w:rPr>
       <w:fldChar w:fldCharType="begin"/>
@@ -2972,9 +2909,9 @@
     <w:r>
       <w:rPr>
         <w:rFonts w:ascii="Times New Roman" w:hAnsi="Times New Roman" w:eastAsia="宋体" w:cs="Times New Roman"/>
+        <w:sz w:val="18"/>
         <w:b w:val="0"/>
         <w:i w:val="0"/>
-        <w:sz w:val="18"/>
         <w:u w:val="none"/>
       </w:rPr>
       <w:t xml:space="preserve"> -</w:t>
@@ -2996,9 +2933,9 @@
     <w:r>
       <w:rPr>
         <w:rFonts w:ascii="Times New Roman" w:hAnsi="Times New Roman" w:eastAsia="宋体" w:cs="Times New Roman"/>
+        <w:sz w:val="18"/>
         <w:b w:val="0"/>
         <w:i w:val="0"/>
-        <w:sz w:val="18"/>
         <w:u w:val="none"/>
       </w:rPr>
       <w:t xml:space="preserve">- </w:t>
@@ -3006,9 +2943,9 @@
     <w:r>
       <w:rPr>
         <w:rFonts w:ascii="Times New Roman" w:hAnsi="Times New Roman" w:eastAsia="宋体" w:cs="Times New Roman"/>
+        <w:sz w:val="18"/>
         <w:b w:val="0"/>
         <w:i w:val="0"/>
-        <w:sz w:val="18"/>
         <w:u w:val="none"/>
       </w:rPr>
       <w:fldChar w:fldCharType="begin"/>
@@ -3018,9 +2955,9 @@
     <w:r>
       <w:rPr>
         <w:rFonts w:ascii="Times New Roman" w:hAnsi="Times New Roman" w:eastAsia="宋体" w:cs="Times New Roman"/>
+        <w:sz w:val="18"/>
         <w:b w:val="0"/>
         <w:i w:val="0"/>
-        <w:sz w:val="18"/>
         <w:u w:val="none"/>
       </w:rPr>
       <w:t xml:space="preserve"> -</w:t>
@@ -3042,9 +2979,9 @@
     <w:r>
       <w:rPr>
         <w:rFonts w:ascii="Times New Roman" w:hAnsi="Times New Roman" w:eastAsia="宋体" w:cs="Times New Roman"/>
+        <w:sz w:val="18"/>
         <w:b w:val="0"/>
         <w:i w:val="0"/>
-        <w:sz w:val="18"/>
         <w:u w:val="none"/>
       </w:rPr>
       <w:t xml:space="preserve">- </w:t>
@@ -3052,9 +2989,9 @@
     <w:r>
       <w:rPr>
         <w:rFonts w:ascii="Times New Roman" w:hAnsi="Times New Roman" w:eastAsia="宋体" w:cs="Times New Roman"/>
+        <w:sz w:val="18"/>
         <w:b w:val="0"/>
         <w:i w:val="0"/>
-        <w:sz w:val="18"/>
         <w:u w:val="none"/>
       </w:rPr>
       <w:fldChar w:fldCharType="begin"/>
@@ -3064,9 +3001,9 @@
     <w:r>
       <w:rPr>
         <w:rFonts w:ascii="Times New Roman" w:hAnsi="Times New Roman" w:eastAsia="宋体" w:cs="Times New Roman"/>
+        <w:sz w:val="18"/>
         <w:b w:val="0"/>
         <w:i w:val="0"/>
-        <w:sz w:val="18"/>
         <w:u w:val="none"/>
       </w:rPr>
       <w:t xml:space="preserve"> -</w:t>
@@ -3088,9 +3025,9 @@
     <w:r>
       <w:rPr>
         <w:rFonts w:ascii="Times New Roman" w:hAnsi="Times New Roman" w:eastAsia="宋体" w:cs="Times New Roman"/>
+        <w:sz w:val="18"/>
         <w:b w:val="0"/>
         <w:i w:val="0"/>
-        <w:sz w:val="18"/>
         <w:u w:val="none"/>
       </w:rPr>
       <w:t xml:space="preserve">- </w:t>
@@ -3098,9 +3035,9 @@
     <w:r>
       <w:rPr>
         <w:rFonts w:ascii="Times New Roman" w:hAnsi="Times New Roman" w:eastAsia="宋体" w:cs="Times New Roman"/>
+        <w:sz w:val="18"/>
         <w:b w:val="0"/>
         <w:i w:val="0"/>
-        <w:sz w:val="18"/>
         <w:u w:val="none"/>
       </w:rPr>
       <w:fldChar w:fldCharType="begin"/>
@@ -3110,9 +3047,9 @@
     <w:r>
       <w:rPr>
         <w:rFonts w:ascii="Times New Roman" w:hAnsi="Times New Roman" w:eastAsia="宋体" w:cs="Times New Roman"/>
+        <w:sz w:val="18"/>
         <w:b w:val="0"/>
         <w:i w:val="0"/>
-        <w:sz w:val="18"/>
         <w:u w:val="none"/>
       </w:rPr>
       <w:t xml:space="preserve"> -</w:t>
@@ -3144,9 +3081,9 @@
     <w:r>
       <w:rPr>
         <w:rFonts w:ascii="Times New Roman" w:hAnsi="Times New Roman" w:eastAsia="宋体" w:cs="Times New Roman"/>
+        <w:sz w:val="21"/>
         <w:b w:val="0"/>
         <w:i w:val="0"/>
-        <w:sz w:val="21"/>
         <w:u w:val="none"/>
       </w:rPr>
       <w:t>大连理工大学硕士学位论文</w:t>
@@ -3168,9 +3105,9 @@
     <w:r>
       <w:rPr>
         <w:rFonts w:ascii="Times New Roman" w:hAnsi="Times New Roman" w:eastAsia="宋体" w:cs="Times New Roman"/>
+        <w:sz w:val="21"/>
         <w:b w:val="0"/>
         <w:i w:val="0"/>
-        <w:sz w:val="21"/>
         <w:u w:val="none"/>
       </w:rPr>
       <w:t>基于深度学习的遥感小目标检测方法研究</w:t>
@@ -3192,9 +3129,9 @@
     <w:r>
       <w:rPr>
         <w:rFonts w:ascii="Times New Roman" w:hAnsi="Times New Roman" w:eastAsia="宋体" w:cs="Times New Roman"/>
+        <w:sz w:val="21"/>
         <w:b w:val="0"/>
         <w:i w:val="0"/>
-        <w:sz w:val="21"/>
         <w:u w:val="none"/>
       </w:rPr>
       <w:t>大连理工大学硕士学位论文</w:t>
@@ -3216,9 +3153,9 @@
     <w:r>
       <w:rPr>
         <w:rFonts w:ascii="Times New Roman" w:hAnsi="Times New Roman" w:eastAsia="宋体" w:cs="Times New Roman"/>
+        <w:sz w:val="21"/>
         <w:b w:val="0"/>
         <w:i w:val="0"/>
-        <w:sz w:val="21"/>
         <w:u w:val="none"/>
       </w:rPr>
       <w:t>大连理工大学硕士学位论文</w:t>
@@ -3240,9 +3177,9 @@
     <w:r>
       <w:rPr>
         <w:rFonts w:ascii="Times New Roman" w:hAnsi="Times New Roman" w:eastAsia="宋体" w:cs="Times New Roman"/>
+        <w:sz w:val="21"/>
         <w:b w:val="0"/>
         <w:i w:val="0"/>
-        <w:sz w:val="21"/>
         <w:u w:val="none"/>
       </w:rPr>
       <w:t>基于深度学习的遥感小目标检测方法研究</w:t>
@@ -3264,9 +3201,9 @@
     <w:r>
       <w:rPr>
         <w:rFonts w:ascii="Times New Roman" w:hAnsi="Times New Roman" w:eastAsia="宋体" w:cs="Times New Roman"/>
+        <w:sz w:val="21"/>
         <w:b w:val="0"/>
         <w:i w:val="0"/>
-        <w:sz w:val="21"/>
         <w:u w:val="none"/>
       </w:rPr>
       <w:t>大连理工大学硕士学位论文</w:t>
@@ -3288,9 +3225,9 @@
     <w:r>
       <w:rPr>
         <w:rFonts w:ascii="Times New Roman" w:hAnsi="Times New Roman" w:eastAsia="宋体" w:cs="Times New Roman"/>
+        <w:sz w:val="21"/>
         <w:b w:val="0"/>
         <w:i w:val="0"/>
-        <w:sz w:val="21"/>
         <w:u w:val="none"/>
       </w:rPr>
       <w:t>大连理工大学硕士学位论文</w:t>
@@ -3312,9 +3249,9 @@
     <w:r>
       <w:rPr>
         <w:rFonts w:ascii="Times New Roman" w:hAnsi="Times New Roman" w:eastAsia="宋体" w:cs="Times New Roman"/>
+        <w:sz w:val="21"/>
         <w:b w:val="0"/>
         <w:i w:val="0"/>
-        <w:sz w:val="21"/>
         <w:u w:val="none"/>
       </w:rPr>
       <w:t>基于深度学习的遥感小目标检测方法研究</w:t>
@@ -3336,9 +3273,9 @@
     <w:r>
       <w:rPr>
         <w:rFonts w:ascii="Times New Roman" w:hAnsi="Times New Roman" w:eastAsia="宋体" w:cs="Times New Roman"/>
+        <w:sz w:val="21"/>
         <w:b w:val="0"/>
         <w:i w:val="0"/>
-        <w:sz w:val="21"/>
         <w:u w:val="none"/>
       </w:rPr>
       <w:t>大连理工大学硕士学位论文</w:t>
@@ -3360,9 +3297,9 @@
     <w:r>
       <w:rPr>
         <w:rFonts w:ascii="Times New Roman" w:hAnsi="Times New Roman" w:eastAsia="宋体" w:cs="Times New Roman"/>
+        <w:sz w:val="21"/>
         <w:b w:val="0"/>
         <w:i w:val="0"/>
-        <w:sz w:val="21"/>
         <w:u w:val="none"/>
       </w:rPr>
       <w:t>大连理工大学硕士学位论文</w:t>
@@ -3394,9 +3331,9 @@
     <w:r>
       <w:rPr>
         <w:rFonts w:ascii="Times New Roman" w:hAnsi="Times New Roman" w:eastAsia="宋体" w:cs="Times New Roman"/>
+        <w:sz w:val="21"/>
         <w:b w:val="0"/>
         <w:i w:val="0"/>
-        <w:sz w:val="21"/>
         <w:u w:val="none"/>
       </w:rPr>
       <w:t>基于深度学习的遥感小目标检测方法研究</w:t>
@@ -3418,9 +3355,9 @@
     <w:r>
       <w:rPr>
         <w:rFonts w:ascii="Times New Roman" w:hAnsi="Times New Roman" w:eastAsia="宋体" w:cs="Times New Roman"/>
+        <w:sz w:val="21"/>
         <w:b w:val="0"/>
         <w:i w:val="0"/>
-        <w:sz w:val="21"/>
         <w:u w:val="none"/>
       </w:rPr>
       <w:t>大连理工大学硕士学位论文</w:t>
@@ -3452,9 +3389,9 @@
     <w:r>
       <w:rPr>
         <w:rFonts w:ascii="Times New Roman" w:hAnsi="Times New Roman" w:eastAsia="宋体" w:cs="Times New Roman"/>
+        <w:sz w:val="21"/>
         <w:b w:val="0"/>
         <w:i w:val="0"/>
-        <w:sz w:val="21"/>
         <w:u w:val="none"/>
       </w:rPr>
       <w:t>大连理工大学硕士学位论文</w:t>
@@ -3476,9 +3413,9 @@
     <w:r>
       <w:rPr>
         <w:rFonts w:ascii="Times New Roman" w:hAnsi="Times New Roman" w:eastAsia="宋体" w:cs="Times New Roman"/>
+        <w:sz w:val="21"/>
         <w:b w:val="0"/>
         <w:i w:val="0"/>
-        <w:sz w:val="21"/>
         <w:u w:val="none"/>
       </w:rPr>
       <w:t>基于深度学习的遥感小目标检测方法研究</w:t>
@@ -3500,9 +3437,9 @@
     <w:r>
       <w:rPr>
         <w:rFonts w:ascii="Times New Roman" w:hAnsi="Times New Roman" w:eastAsia="宋体" w:cs="Times New Roman"/>
+        <w:sz w:val="21"/>
         <w:b w:val="0"/>
         <w:i w:val="0"/>
-        <w:sz w:val="21"/>
         <w:u w:val="none"/>
       </w:rPr>
       <w:t>大连理工大学硕士学位论文</w:t>
@@ -3524,9 +3461,9 @@
     <w:r>
       <w:rPr>
         <w:rFonts w:ascii="Times New Roman" w:hAnsi="Times New Roman" w:eastAsia="宋体" w:cs="Times New Roman"/>
+        <w:sz w:val="21"/>
         <w:b w:val="0"/>
         <w:i w:val="0"/>
-        <w:sz w:val="21"/>
         <w:u w:val="none"/>
       </w:rPr>
       <w:t>大连理工大学硕士学位论文</w:t>
@@ -3548,9 +3485,9 @@
     <w:r>
       <w:rPr>
         <w:rFonts w:ascii="Times New Roman" w:hAnsi="Times New Roman" w:eastAsia="宋体" w:cs="Times New Roman"/>
+        <w:sz w:val="21"/>
         <w:b w:val="0"/>
         <w:i w:val="0"/>
-        <w:sz w:val="21"/>
         <w:u w:val="none"/>
       </w:rPr>
       <w:t>基于深度学习的遥感小目标检测方法研究</w:t>
@@ -3572,9 +3509,9 @@
     <w:r>
       <w:rPr>
         <w:rFonts w:ascii="Times New Roman" w:hAnsi="Times New Roman" w:eastAsia="宋体" w:cs="Times New Roman"/>
+        <w:sz w:val="21"/>
         <w:b w:val="0"/>
         <w:i w:val="0"/>
-        <w:sz w:val="21"/>
         <w:u w:val="none"/>
       </w:rPr>
       <w:t>大连理工大学硕士学位论文</w:t>
@@ -3954,8 +3891,9 @@
     </w:pPr>
     <w:rPr>
       <w:rFonts w:ascii="Times New Roman" w:hAnsi="Times New Roman" w:eastAsia="宋体"/>
+      <w:sz w:val="24"/>
       <w:b w:val="0"/>
-      <w:sz w:val="24"/>
+      <w:bCs w:val="0"/>
       <w:color w:val="000000"/>
     </w:rPr>
   </w:style>
@@ -4014,15 +3952,13 @@
     <w:pPr>
       <w:keepNext/>
       <w:keepLines/>
-      <w:spacing w:before="0" w:after="240" w:line="360" w:lineRule="auto"/>
+      <w:spacing w:before="0" w:after="240" w:line="360" w:lineRule="auto" w:beforeLines="0" w:afterLines="100"/>
       <w:jc w:val="left"/>
       <w:ind w:firstLineChars="0" w:firstLine="0" w:left="0"/>
       <w:outlineLvl w:val="0"/>
     </w:pPr>
     <w:rPr>
       <w:rFonts w:asciiTheme="majorHAnsi" w:eastAsiaTheme="majorEastAsia" w:hAnsiTheme="majorHAnsi" w:cstheme="majorBidi" w:ascii="Times New Roman" w:hAnsi="Times New Roman" w:eastAsia="黑体"/>
-      <w:b/>
-      <w:bCs/>
       <w:sz w:val="32"/>
       <w:szCs w:val="28"/>
       <w:color w:val="000000"/>
@@ -4040,15 +3976,13 @@
     <w:pPr>
       <w:keepNext/>
       <w:keepLines/>
-      <w:spacing w:before="120" w:after="0" w:line="360" w:lineRule="auto"/>
+      <w:spacing w:before="120" w:after="0" w:line="360" w:lineRule="auto" w:beforeLines="50" w:afterLines="0"/>
       <w:jc w:val="left"/>
       <w:ind w:firstLineChars="0" w:firstLine="0" w:left="0"/>
       <w:outlineLvl w:val="1"/>
     </w:pPr>
     <w:rPr>
       <w:rFonts w:asciiTheme="majorHAnsi" w:eastAsiaTheme="majorEastAsia" w:hAnsiTheme="majorHAnsi" w:cstheme="majorBidi" w:ascii="Times New Roman" w:hAnsi="Times New Roman" w:eastAsia="黑体"/>
-      <w:b/>
-      <w:bCs/>
       <w:sz w:val="28"/>
       <w:szCs w:val="26"/>
       <w:color w:val="000000"/>
@@ -4066,15 +4000,13 @@
     <w:pPr>
       <w:keepNext/>
       <w:keepLines/>
-      <w:spacing w:before="120" w:after="0" w:line="360" w:lineRule="auto"/>
+      <w:spacing w:before="120" w:after="0" w:line="360" w:lineRule="auto" w:beforeLines="50" w:afterLines="0"/>
       <w:jc w:val="left"/>
       <w:ind w:firstLineChars="0" w:firstLine="0" w:left="0"/>
       <w:outlineLvl w:val="2"/>
     </w:pPr>
     <w:rPr>
       <w:rFonts w:asciiTheme="majorHAnsi" w:eastAsiaTheme="majorEastAsia" w:hAnsiTheme="majorHAnsi" w:cstheme="majorBidi" w:ascii="Times New Roman" w:hAnsi="Times New Roman" w:eastAsia="黑体"/>
-      <w:b/>
-      <w:bCs/>
       <w:sz w:val="24"/>
       <w:color w:val="000000"/>
     </w:rPr>
@@ -4759,10 +4691,10 @@
     </w:pPr>
     <w:rPr>
       <w:rFonts w:ascii="Times New Roman" w:hAnsi="Times New Roman" w:eastAsia="宋体"/>
-      <w:b w:val="0"/>
-      <w:bCs/>
       <w:sz w:val="21"/>
       <w:szCs w:val="18"/>
+      <w:b w:val="0"/>
+      <w:bCs w:val="0"/>
       <w:color w:val="000000"/>
     </w:rPr>
   </w:style>
@@ -15661,8 +15593,9 @@
     </w:pPr>
     <w:rPr>
       <w:rFonts w:ascii="Times New Roman" w:hAnsi="Times New Roman" w:eastAsia="黑体"/>
-      <w:b/>
       <w:sz w:val="30"/>
+      <w:b w:val="1"/>
+      <w:bCs w:val="1"/>
       <w:color w:val="000000"/>
     </w:rPr>
   </w:style>
@@ -15676,8 +15609,9 @@
     </w:pPr>
     <w:rPr>
       <w:rFonts w:ascii="Times New Roman" w:hAnsi="Times New Roman" w:eastAsia="Times New Roman"/>
-      <w:b/>
       <w:sz w:val="30"/>
+      <w:b w:val="1"/>
+      <w:bCs w:val="1"/>
       <w:color w:val="000000"/>
     </w:rPr>
   </w:style>
@@ -15691,8 +15625,9 @@
     </w:pPr>
     <w:rPr>
       <w:rFonts w:ascii="Times New Roman" w:hAnsi="Times New Roman" w:eastAsia="黑体"/>
-      <w:b/>
       <w:sz w:val="30"/>
+      <w:b w:val="1"/>
+      <w:bCs w:val="1"/>
       <w:color w:val="000000"/>
     </w:rPr>
   </w:style>
@@ -15706,8 +15641,9 @@
     </w:pPr>
     <w:rPr>
       <w:rFonts w:ascii="Times New Roman" w:hAnsi="Times New Roman" w:eastAsia="仿宋_GB2312"/>
+      <w:sz w:val="24"/>
       <w:b w:val="0"/>
-      <w:sz w:val="24"/>
+      <w:bCs w:val="0"/>
       <w:color w:val="000000"/>
     </w:rPr>
   </w:style>
@@ -15721,8 +15657,9 @@
     </w:pPr>
     <w:rPr>
       <w:rFonts w:ascii="Times New Roman" w:hAnsi="Times New Roman" w:eastAsia="黑体"/>
+      <w:sz w:val="24"/>
       <w:b w:val="0"/>
-      <w:sz w:val="24"/>
+      <w:bCs w:val="0"/>
       <w:color w:val="000000"/>
     </w:rPr>
   </w:style>
@@ -15736,8 +15673,9 @@
     </w:pPr>
     <w:rPr>
       <w:rFonts w:ascii="Times New Roman" w:hAnsi="Times New Roman" w:eastAsia="Times New Roman"/>
+      <w:sz w:val="24"/>
       <w:b w:val="0"/>
-      <w:sz w:val="24"/>
+      <w:bCs w:val="0"/>
       <w:color w:val="000000"/>
     </w:rPr>
   </w:style>
@@ -15751,8 +15689,9 @@
     </w:pPr>
     <w:rPr>
       <w:rFonts w:ascii="Times New Roman" w:hAnsi="Times New Roman" w:eastAsia="Times New Roman"/>
+      <w:sz w:val="24"/>
       <w:b w:val="0"/>
-      <w:sz w:val="24"/>
+      <w:bCs w:val="0"/>
       <w:color w:val="000000"/>
     </w:rPr>
   </w:style>
@@ -15766,8 +15705,9 @@
     </w:pPr>
     <w:rPr>
       <w:rFonts w:ascii="Times New Roman" w:hAnsi="Times New Roman" w:eastAsia="Times New Roman"/>
-      <w:b/>
       <w:sz w:val="24"/>
+      <w:b w:val="1"/>
+      <w:bCs w:val="1"/>
       <w:color w:val="000000"/>
     </w:rPr>
   </w:style>
@@ -15781,8 +15721,9 @@
     </w:pPr>
     <w:rPr>
       <w:rFonts w:ascii="Times New Roman" w:hAnsi="Times New Roman" w:eastAsia="宋体"/>
+      <w:sz w:val="21"/>
       <w:b w:val="0"/>
-      <w:sz w:val="21"/>
+      <w:bCs w:val="0"/>
       <w:color w:val="000000"/>
     </w:rPr>
   </w:style>
@@ -15796,8 +15737,9 @@
     </w:pPr>
     <w:rPr>
       <w:rFonts w:ascii="Times New Roman" w:hAnsi="Times New Roman" w:eastAsia="Times New Roman"/>
+      <w:sz w:val="21"/>
       <w:b w:val="0"/>
-      <w:sz w:val="21"/>
+      <w:bCs w:val="0"/>
       <w:color w:val="000000"/>
     </w:rPr>
   </w:style>
@@ -15812,8 +15754,9 @@
     </w:pPr>
     <w:rPr>
       <w:rFonts w:ascii="Times New Roman" w:hAnsi="Times New Roman" w:eastAsia="黑体"/>
-      <w:b/>
       <w:sz w:val="30"/>
+      <w:b w:val="1"/>
+      <w:bCs w:val="1"/>
       <w:color w:val="000000"/>
     </w:rPr>
   </w:style>
@@ -15827,8 +15770,9 @@
     </w:pPr>
     <w:rPr>
       <w:rFonts w:ascii="Times New Roman" w:hAnsi="Times New Roman" w:eastAsia="宋体"/>
+      <w:sz w:val="21"/>
       <w:b w:val="0"/>
-      <w:sz w:val="21"/>
+      <w:bCs w:val="0"/>
       <w:color w:val="000000"/>
     </w:rPr>
   </w:style>
@@ -15842,8 +15786,9 @@
     </w:pPr>
     <w:rPr>
       <w:rFonts w:ascii="Times New Roman" w:hAnsi="Times New Roman" w:eastAsia="宋体"/>
+      <w:sz w:val="24"/>
       <w:b w:val="0"/>
-      <w:sz w:val="24"/>
+      <w:bCs w:val="0"/>
       <w:color w:val="000000"/>
     </w:rPr>
   </w:style>
@@ -15857,8 +15802,9 @@
     </w:pPr>
     <w:rPr>
       <w:rFonts w:ascii="Times New Roman" w:hAnsi="Times New Roman" w:eastAsia="黑体"/>
-      <w:b/>
       <w:sz w:val="30"/>
+      <w:b w:val="1"/>
+      <w:bCs w:val="1"/>
       <w:color w:val="000000"/>
     </w:rPr>
   </w:style>
@@ -15872,8 +15818,9 @@
     </w:pPr>
     <w:rPr>
       <w:rFonts w:ascii="Times New Roman" w:hAnsi="Times New Roman" w:eastAsia="黑体"/>
-      <w:b/>
       <w:sz w:val="30"/>
+      <w:b w:val="1"/>
+      <w:bCs w:val="1"/>
       <w:color w:val="000000"/>
     </w:rPr>
   </w:style>
@@ -15887,8 +15834,9 @@
     </w:pPr>
     <w:rPr>
       <w:rFonts w:ascii="Times New Roman" w:hAnsi="Times New Roman" w:eastAsia="黑体"/>
-      <w:b/>
       <w:sz w:val="30"/>
+      <w:b w:val="1"/>
+      <w:bCs w:val="1"/>
       <w:color w:val="000000"/>
     </w:rPr>
   </w:style>
@@ -15902,8 +15850,9 @@
     </w:pPr>
     <w:rPr>
       <w:rFonts w:ascii="Times New Roman" w:hAnsi="Times New Roman" w:eastAsia="宋体"/>
+      <w:sz w:val="24"/>
       <w:b w:val="0"/>
-      <w:sz w:val="24"/>
+      <w:bCs w:val="0"/>
       <w:color w:val="000000"/>
     </w:rPr>
   </w:style>
@@ -15916,8 +15865,9 @@
     </w:pPr>
     <w:rPr>
       <w:rFonts w:ascii="Times New Roman" w:hAnsi="Times New Roman" w:eastAsia="宋体"/>
+      <w:sz w:val="24"/>
       <w:b w:val="0"/>
-      <w:sz w:val="24"/>
+      <w:bCs w:val="0"/>
       <w:color w:val="000000"/>
     </w:rPr>
   </w:style>
